--- a/eng/docx/54.content.docx
+++ b/eng/docx/54.content.docx
@@ -136,13 +136,6 @@
         <w:rPr>
           <w:lang w:val="en_US" w:bidi="en_US"/>
         </w:rPr>
-      </w:r>
-      <w:r>
-        <w:rPr>
-          <w:i/>
-          <w:lang w:val="en_US" w:bidi="en_US"/>
-        </w:rPr>
-        <w:t>1 Timothy 1:1, 1 Timothy 1:2, 1 Timothy 1:3, 1 Timothy 1:3 (#2), 1 Timothy 1:5, 1 Timothy 1:9, 1 Timothy 1:13, 1 Timothy 1:14, 1 Timothy 1:15, 1 Timothy 1:16, 1 Timothy 1:18, 1 Timothy 1:19, 1 Timothy 1:20, 1 Timothy 2:1, 1 Timothy 2:2, 1 Timothy 2:4, 1 Timothy 2:5, 1 Timothy 2:6, 1 Timothy 2:7, 1 Timothy 2:8, 1 Timothy 2:9, 1 Timothy 2:12, 1 Timothy 2:13, 1 Timothy 2:14, 1 Timothy 2:15, 1 Timothy 3:1, 1 Timothy 3:2, 1 Timothy 3:3, 1 Timothy 3:4, 1 Timothy 3:5, 1 Timothy 3:6, 1 Timothy 3:7, 1 Timothy 3:10, 1 Timothy 3:11, 1 Timothy 3:15, 1 Timothy 3:16, 1 Timothy 4:1, 1 Timothy 4:3, 1 Timothy 4:5, 1 Timothy 4:7, 1 Timothy 4:8, 1 Timothy 4:11, 1 Timothy 4:12, 1 Timothy 4:14, 1 Timothy 4:16, 1 Timothy 5:1, 1 Timothy 5:4, 1 Timothy 5:8, 1 Timothy 5:10, 1 Timothy 5:11, 1 Timothy 5:14, 1 Timothy 5:17, 1 Timothy 5:19, 1 Timothy 5:21, 1 Timothy 5:24, 1 Timothy 6:1, 1 Timothy 6:3–4, 1 Timothy 6:6, 1 Timothy 6:7, 1 Timothy 6:8, 1 Timothy 6:9, 1 Timothy 6:10, 1 Timothy 6:10 (#2), 1 Timothy 6:12, 1 Timothy 6:13–16, 1 Timothy 6:17, 1 Timothy 6:18–19, 1 Timothy 6:20</w:t>
       </w:r>
       <w:r>
         <w:rPr>

--- a/eng/docx/54.content.docx
+++ b/eng/docx/54.content.docx
@@ -123,19 +123,6 @@
           <w:lang w:val="en_US" w:bidi="en_US"/>
         </w:rPr>
         <w:t>1TI</w:t>
-      </w:r>
-      <w:r>
-        <w:rPr>
-          <w:lang w:val="en_US" w:bidi="en_US"/>
-        </w:rPr>
-      </w:r>
-    </w:p>
-    <w:p>
-      <w:pPr/>
-      <w:r>
-        <w:rPr>
-          <w:lang w:val="en_US" w:bidi="en_US"/>
-        </w:rPr>
       </w:r>
       <w:r>
         <w:rPr>

--- a/eng/docx/54.content.docx
+++ b/eng/docx/54.content.docx
@@ -19,7 +19,7 @@
         <w:rPr>
           <w:lang w:val="en_US" w:bidi="en_US"/>
         </w:rPr>
-        <w:t>Resource: Translation Questions (unfoldingWord)</w:t>
+        <w:t>Resource: unfoldingWord® Translation Questions</w:t>
       </w:r>
       <w:r>
         <w:rPr>
@@ -85,7 +85,7 @@
         <w:rPr>
           <w:lang w:val="en_US" w:bidi="en_US"/>
         </w:rPr>
-        <w:t>Translation Questions (unfoldingWord)</w:t>
+        <w:t>unfoldingWord® Translation Questions</w:t>
       </w:r>
     </w:p>
     <w:p>

--- a/eng/docx/54.content.docx
+++ b/eng/docx/54.content.docx
@@ -185,7 +185,7 @@
         <w:rPr>
           <w:lang w:val="en_US" w:bidi="en_US"/>
         </w:rPr>
-        <w:t>1 Timothy 1:1</w:t>
+        <w:t>1 Timothy 1:1 (#1)</w:t>
       </w:r>
       <w:r>
         <w:rPr>
@@ -248,7 +248,7 @@
         <w:rPr>
           <w:lang w:val="en_US" w:bidi="en_US"/>
         </w:rPr>
-        <w:t>1 Timothy 1:2</w:t>
+        <w:t>1 Timothy 1:2 (#1)</w:t>
       </w:r>
       <w:r>
         <w:rPr>
@@ -311,7 +311,7 @@
         <w:rPr>
           <w:lang w:val="en_US" w:bidi="en_US"/>
         </w:rPr>
-        <w:t>1 Timothy 1:3</w:t>
+        <w:t>1 Timothy 1:3 (#1)</w:t>
       </w:r>
       <w:r>
         <w:rPr>
@@ -437,7 +437,7 @@
         <w:rPr>
           <w:lang w:val="en_US" w:bidi="en_US"/>
         </w:rPr>
-        <w:t>1 Timothy 1:5</w:t>
+        <w:t>1 Timothy 1:5 (#1)</w:t>
       </w:r>
       <w:r>
         <w:rPr>
@@ -500,7 +500,7 @@
         <w:rPr>
           <w:lang w:val="en_US" w:bidi="en_US"/>
         </w:rPr>
-        <w:t>1 Timothy 1:9</w:t>
+        <w:t>1 Timothy 1:9 (#1)</w:t>
       </w:r>
       <w:r>
         <w:rPr>
@@ -563,7 +563,7 @@
         <w:rPr>
           <w:lang w:val="en_US" w:bidi="en_US"/>
         </w:rPr>
-        <w:t>1 Timothy 1:13</w:t>
+        <w:t>1 Timothy 1:13 (#1)</w:t>
       </w:r>
       <w:r>
         <w:rPr>
@@ -626,7 +626,7 @@
         <w:rPr>
           <w:lang w:val="en_US" w:bidi="en_US"/>
         </w:rPr>
-        <w:t>1 Timothy 1:14</w:t>
+        <w:t>1 Timothy 1:14 (#1)</w:t>
       </w:r>
       <w:r>
         <w:rPr>
@@ -689,7 +689,7 @@
         <w:rPr>
           <w:lang w:val="en_US" w:bidi="en_US"/>
         </w:rPr>
-        <w:t>1 Timothy 1:15</w:t>
+        <w:t>1 Timothy 1:15 (#1)</w:t>
       </w:r>
       <w:r>
         <w:rPr>
@@ -752,7 +752,7 @@
         <w:rPr>
           <w:lang w:val="en_US" w:bidi="en_US"/>
         </w:rPr>
-        <w:t>1 Timothy 1:16</w:t>
+        <w:t>1 Timothy 1:16 (#1)</w:t>
       </w:r>
       <w:r>
         <w:rPr>
@@ -815,7 +815,7 @@
         <w:rPr>
           <w:lang w:val="en_US" w:bidi="en_US"/>
         </w:rPr>
-        <w:t>1 Timothy 1:18</w:t>
+        <w:t>1 Timothy 1:18 (#1)</w:t>
       </w:r>
       <w:r>
         <w:rPr>
@@ -878,7 +878,7 @@
         <w:rPr>
           <w:lang w:val="en_US" w:bidi="en_US"/>
         </w:rPr>
-        <w:t>1 Timothy 1:19</w:t>
+        <w:t>1 Timothy 1:19 (#1)</w:t>
       </w:r>
       <w:r>
         <w:rPr>
@@ -941,7 +941,7 @@
         <w:rPr>
           <w:lang w:val="en_US" w:bidi="en_US"/>
         </w:rPr>
-        <w:t>1 Timothy 1:20</w:t>
+        <w:t>1 Timothy 1:20 (#1)</w:t>
       </w:r>
       <w:r>
         <w:rPr>
@@ -1004,7 +1004,7 @@
         <w:rPr>
           <w:lang w:val="en_US" w:bidi="en_US"/>
         </w:rPr>
-        <w:t>1 Timothy 2:1</w:t>
+        <w:t>1 Timothy 2:1 (#1)</w:t>
       </w:r>
       <w:r>
         <w:rPr>
@@ -1067,7 +1067,7 @@
         <w:rPr>
           <w:lang w:val="en_US" w:bidi="en_US"/>
         </w:rPr>
-        <w:t>1 Timothy 2:2</w:t>
+        <w:t>1 Timothy 2:2 (#1)</w:t>
       </w:r>
       <w:r>
         <w:rPr>
@@ -1130,7 +1130,7 @@
         <w:rPr>
           <w:lang w:val="en_US" w:bidi="en_US"/>
         </w:rPr>
-        <w:t>1 Timothy 2:4</w:t>
+        <w:t>1 Timothy 2:4 (#1)</w:t>
       </w:r>
       <w:r>
         <w:rPr>
@@ -1193,7 +1193,7 @@
         <w:rPr>
           <w:lang w:val="en_US" w:bidi="en_US"/>
         </w:rPr>
-        <w:t>1 Timothy 2:5</w:t>
+        <w:t>1 Timothy 2:5 (#1)</w:t>
       </w:r>
       <w:r>
         <w:rPr>
@@ -1256,7 +1256,7 @@
         <w:rPr>
           <w:lang w:val="en_US" w:bidi="en_US"/>
         </w:rPr>
-        <w:t>1 Timothy 2:6</w:t>
+        <w:t>1 Timothy 2:6 (#1)</w:t>
       </w:r>
       <w:r>
         <w:rPr>
@@ -1319,7 +1319,7 @@
         <w:rPr>
           <w:lang w:val="en_US" w:bidi="en_US"/>
         </w:rPr>
-        <w:t>1 Timothy 2:7</w:t>
+        <w:t>1 Timothy 2:7 (#1)</w:t>
       </w:r>
       <w:r>
         <w:rPr>
@@ -1382,7 +1382,7 @@
         <w:rPr>
           <w:lang w:val="en_US" w:bidi="en_US"/>
         </w:rPr>
-        <w:t>1 Timothy 2:8</w:t>
+        <w:t>1 Timothy 2:8 (#1)</w:t>
       </w:r>
       <w:r>
         <w:rPr>
@@ -1445,7 +1445,7 @@
         <w:rPr>
           <w:lang w:val="en_US" w:bidi="en_US"/>
         </w:rPr>
-        <w:t>1 Timothy 2:9</w:t>
+        <w:t>1 Timothy 2:9 (#1)</w:t>
       </w:r>
       <w:r>
         <w:rPr>
@@ -1508,7 +1508,7 @@
         <w:rPr>
           <w:lang w:val="en_US" w:bidi="en_US"/>
         </w:rPr>
-        <w:t>1 Timothy 2:12</w:t>
+        <w:t>1 Timothy 2:12 (#1)</w:t>
       </w:r>
       <w:r>
         <w:rPr>
@@ -1571,7 +1571,7 @@
         <w:rPr>
           <w:lang w:val="en_US" w:bidi="en_US"/>
         </w:rPr>
-        <w:t>1 Timothy 2:13</w:t>
+        <w:t>1 Timothy 2:13 (#1)</w:t>
       </w:r>
       <w:r>
         <w:rPr>
@@ -1634,7 +1634,7 @@
         <w:rPr>
           <w:lang w:val="en_US" w:bidi="en_US"/>
         </w:rPr>
-        <w:t>1 Timothy 2:14</w:t>
+        <w:t>1 Timothy 2:14 (#1)</w:t>
       </w:r>
       <w:r>
         <w:rPr>
@@ -1697,7 +1697,7 @@
         <w:rPr>
           <w:lang w:val="en_US" w:bidi="en_US"/>
         </w:rPr>
-        <w:t>1 Timothy 2:15</w:t>
+        <w:t>1 Timothy 2:15 (#1)</w:t>
       </w:r>
       <w:r>
         <w:rPr>
@@ -1760,7 +1760,7 @@
         <w:rPr>
           <w:lang w:val="en_US" w:bidi="en_US"/>
         </w:rPr>
-        <w:t>1 Timothy 3:1</w:t>
+        <w:t>1 Timothy 3:1 (#1)</w:t>
       </w:r>
       <w:r>
         <w:rPr>
@@ -1823,7 +1823,7 @@
         <w:rPr>
           <w:lang w:val="en_US" w:bidi="en_US"/>
         </w:rPr>
-        <w:t>1 Timothy 3:2</w:t>
+        <w:t>1 Timothy 3:2 (#1)</w:t>
       </w:r>
       <w:r>
         <w:rPr>
@@ -1886,7 +1886,7 @@
         <w:rPr>
           <w:lang w:val="en_US" w:bidi="en_US"/>
         </w:rPr>
-        <w:t>1 Timothy 3:3</w:t>
+        <w:t>1 Timothy 3:3 (#1)</w:t>
       </w:r>
       <w:r>
         <w:rPr>
@@ -1949,7 +1949,7 @@
         <w:rPr>
           <w:lang w:val="en_US" w:bidi="en_US"/>
         </w:rPr>
-        <w:t>1 Timothy 3:4</w:t>
+        <w:t>1 Timothy 3:4 (#1)</w:t>
       </w:r>
       <w:r>
         <w:rPr>
@@ -2012,7 +2012,7 @@
         <w:rPr>
           <w:lang w:val="en_US" w:bidi="en_US"/>
         </w:rPr>
-        <w:t>1 Timothy 3:5</w:t>
+        <w:t>1 Timothy 3:5 (#1)</w:t>
       </w:r>
       <w:r>
         <w:rPr>
@@ -2075,7 +2075,7 @@
         <w:rPr>
           <w:lang w:val="en_US" w:bidi="en_US"/>
         </w:rPr>
-        <w:t>1 Timothy 3:6</w:t>
+        <w:t>1 Timothy 3:6 (#1)</w:t>
       </w:r>
       <w:r>
         <w:rPr>
@@ -2138,7 +2138,7 @@
         <w:rPr>
           <w:lang w:val="en_US" w:bidi="en_US"/>
         </w:rPr>
-        <w:t>1 Timothy 3:7</w:t>
+        <w:t>1 Timothy 3:7 (#1)</w:t>
       </w:r>
       <w:r>
         <w:rPr>
@@ -2201,7 +2201,7 @@
         <w:rPr>
           <w:lang w:val="en_US" w:bidi="en_US"/>
         </w:rPr>
-        <w:t>1 Timothy 3:10</w:t>
+        <w:t>1 Timothy 3:10 (#1)</w:t>
       </w:r>
       <w:r>
         <w:rPr>
@@ -2264,7 +2264,7 @@
         <w:rPr>
           <w:lang w:val="en_US" w:bidi="en_US"/>
         </w:rPr>
-        <w:t>1 Timothy 3:11</w:t>
+        <w:t>1 Timothy 3:11 (#1)</w:t>
       </w:r>
       <w:r>
         <w:rPr>
@@ -2327,7 +2327,7 @@
         <w:rPr>
           <w:lang w:val="en_US" w:bidi="en_US"/>
         </w:rPr>
-        <w:t>1 Timothy 3:15</w:t>
+        <w:t>1 Timothy 3:15 (#1)</w:t>
       </w:r>
       <w:r>
         <w:rPr>
@@ -2390,7 +2390,7 @@
         <w:rPr>
           <w:lang w:val="en_US" w:bidi="en_US"/>
         </w:rPr>
-        <w:t>1 Timothy 3:16</w:t>
+        <w:t>1 Timothy 3:16 (#1)</w:t>
       </w:r>
       <w:r>
         <w:rPr>
@@ -2453,7 +2453,7 @@
         <w:rPr>
           <w:lang w:val="en_US" w:bidi="en_US"/>
         </w:rPr>
-        <w:t>1 Timothy 4:1</w:t>
+        <w:t>1 Timothy 4:1 (#1)</w:t>
       </w:r>
       <w:r>
         <w:rPr>
@@ -2516,7 +2516,7 @@
         <w:rPr>
           <w:lang w:val="en_US" w:bidi="en_US"/>
         </w:rPr>
-        <w:t>1 Timothy 4:3</w:t>
+        <w:t>1 Timothy 4:3 (#1)</w:t>
       </w:r>
       <w:r>
         <w:rPr>
@@ -2579,7 +2579,7 @@
         <w:rPr>
           <w:lang w:val="en_US" w:bidi="en_US"/>
         </w:rPr>
-        <w:t>1 Timothy 4:5</w:t>
+        <w:t>1 Timothy 4:5 (#1)</w:t>
       </w:r>
       <w:r>
         <w:rPr>
@@ -2642,7 +2642,7 @@
         <w:rPr>
           <w:lang w:val="en_US" w:bidi="en_US"/>
         </w:rPr>
-        <w:t>1 Timothy 4:7</w:t>
+        <w:t>1 Timothy 4:7 (#1)</w:t>
       </w:r>
       <w:r>
         <w:rPr>
@@ -2705,7 +2705,7 @@
         <w:rPr>
           <w:lang w:val="en_US" w:bidi="en_US"/>
         </w:rPr>
-        <w:t>1 Timothy 4:8</w:t>
+        <w:t>1 Timothy 4:8 (#1)</w:t>
       </w:r>
       <w:r>
         <w:rPr>
@@ -2768,7 +2768,7 @@
         <w:rPr>
           <w:lang w:val="en_US" w:bidi="en_US"/>
         </w:rPr>
-        <w:t>1 Timothy 4:11</w:t>
+        <w:t>1 Timothy 4:11 (#1)</w:t>
       </w:r>
       <w:r>
         <w:rPr>
@@ -2831,7 +2831,7 @@
         <w:rPr>
           <w:lang w:val="en_US" w:bidi="en_US"/>
         </w:rPr>
-        <w:t>1 Timothy 4:12</w:t>
+        <w:t>1 Timothy 4:12 (#1)</w:t>
       </w:r>
       <w:r>
         <w:rPr>
@@ -2894,7 +2894,7 @@
         <w:rPr>
           <w:lang w:val="en_US" w:bidi="en_US"/>
         </w:rPr>
-        <w:t>1 Timothy 4:14</w:t>
+        <w:t>1 Timothy 4:14 (#1)</w:t>
       </w:r>
       <w:r>
         <w:rPr>
@@ -2957,7 +2957,7 @@
         <w:rPr>
           <w:lang w:val="en_US" w:bidi="en_US"/>
         </w:rPr>
-        <w:t>1 Timothy 4:16</w:t>
+        <w:t>1 Timothy 4:16 (#1)</w:t>
       </w:r>
       <w:r>
         <w:rPr>
@@ -3020,7 +3020,7 @@
         <w:rPr>
           <w:lang w:val="en_US" w:bidi="en_US"/>
         </w:rPr>
-        <w:t>1 Timothy 5:1</w:t>
+        <w:t>1 Timothy 5:1 (#1)</w:t>
       </w:r>
       <w:r>
         <w:rPr>
@@ -3083,7 +3083,7 @@
         <w:rPr>
           <w:lang w:val="en_US" w:bidi="en_US"/>
         </w:rPr>
-        <w:t>1 Timothy 5:4</w:t>
+        <w:t>1 Timothy 5:4 (#1)</w:t>
       </w:r>
       <w:r>
         <w:rPr>
@@ -3146,7 +3146,7 @@
         <w:rPr>
           <w:lang w:val="en_US" w:bidi="en_US"/>
         </w:rPr>
-        <w:t>1 Timothy 5:8</w:t>
+        <w:t>1 Timothy 5:8 (#1)</w:t>
       </w:r>
       <w:r>
         <w:rPr>
@@ -3209,7 +3209,7 @@
         <w:rPr>
           <w:lang w:val="en_US" w:bidi="en_US"/>
         </w:rPr>
-        <w:t>1 Timothy 5:10</w:t>
+        <w:t>1 Timothy 5:10 (#1)</w:t>
       </w:r>
       <w:r>
         <w:rPr>
@@ -3272,7 +3272,7 @@
         <w:rPr>
           <w:lang w:val="en_US" w:bidi="en_US"/>
         </w:rPr>
-        <w:t>1 Timothy 5:11</w:t>
+        <w:t>1 Timothy 5:11 (#1)</w:t>
       </w:r>
       <w:r>
         <w:rPr>
@@ -3335,7 +3335,7 @@
         <w:rPr>
           <w:lang w:val="en_US" w:bidi="en_US"/>
         </w:rPr>
-        <w:t>1 Timothy 5:14</w:t>
+        <w:t>1 Timothy 5:14 (#1)</w:t>
       </w:r>
       <w:r>
         <w:rPr>
@@ -3398,7 +3398,7 @@
         <w:rPr>
           <w:lang w:val="en_US" w:bidi="en_US"/>
         </w:rPr>
-        <w:t>1 Timothy 5:17</w:t>
+        <w:t>1 Timothy 5:17 (#1)</w:t>
       </w:r>
       <w:r>
         <w:rPr>
@@ -3461,7 +3461,7 @@
         <w:rPr>
           <w:lang w:val="en_US" w:bidi="en_US"/>
         </w:rPr>
-        <w:t>1 Timothy 5:19</w:t>
+        <w:t>1 Timothy 5:19 (#1)</w:t>
       </w:r>
       <w:r>
         <w:rPr>
@@ -3524,7 +3524,7 @@
         <w:rPr>
           <w:lang w:val="en_US" w:bidi="en_US"/>
         </w:rPr>
-        <w:t>1 Timothy 5:21</w:t>
+        <w:t>1 Timothy 5:21 (#1)</w:t>
       </w:r>
       <w:r>
         <w:rPr>
@@ -3587,7 +3587,7 @@
         <w:rPr>
           <w:lang w:val="en_US" w:bidi="en_US"/>
         </w:rPr>
-        <w:t>1 Timothy 5:24</w:t>
+        <w:t>1 Timothy 5:24 (#1)</w:t>
       </w:r>
       <w:r>
         <w:rPr>
@@ -3650,7 +3650,7 @@
         <w:rPr>
           <w:lang w:val="en_US" w:bidi="en_US"/>
         </w:rPr>
-        <w:t>1 Timothy 6:1</w:t>
+        <w:t>1 Timothy 6:1 (#1)</w:t>
       </w:r>
       <w:r>
         <w:rPr>
@@ -3713,7 +3713,7 @@
         <w:rPr>
           <w:lang w:val="en_US" w:bidi="en_US"/>
         </w:rPr>
-        <w:t>1 Timothy 6:3–4</w:t>
+        <w:t>1 Timothy 6:3–4 (#1)</w:t>
       </w:r>
       <w:r>
         <w:rPr>
@@ -3776,7 +3776,7 @@
         <w:rPr>
           <w:lang w:val="en_US" w:bidi="en_US"/>
         </w:rPr>
-        <w:t>1 Timothy 6:6</w:t>
+        <w:t>1 Timothy 6:6 (#1)</w:t>
       </w:r>
       <w:r>
         <w:rPr>
@@ -3839,7 +3839,7 @@
         <w:rPr>
           <w:lang w:val="en_US" w:bidi="en_US"/>
         </w:rPr>
-        <w:t>1 Timothy 6:7</w:t>
+        <w:t>1 Timothy 6:7 (#1)</w:t>
       </w:r>
       <w:r>
         <w:rPr>
@@ -3902,7 +3902,7 @@
         <w:rPr>
           <w:lang w:val="en_US" w:bidi="en_US"/>
         </w:rPr>
-        <w:t>1 Timothy 6:8</w:t>
+        <w:t>1 Timothy 6:8 (#1)</w:t>
       </w:r>
       <w:r>
         <w:rPr>
@@ -3965,7 +3965,7 @@
         <w:rPr>
           <w:lang w:val="en_US" w:bidi="en_US"/>
         </w:rPr>
-        <w:t>1 Timothy 6:9</w:t>
+        <w:t>1 Timothy 6:9 (#1)</w:t>
       </w:r>
       <w:r>
         <w:rPr>
@@ -4028,7 +4028,7 @@
         <w:rPr>
           <w:lang w:val="en_US" w:bidi="en_US"/>
         </w:rPr>
-        <w:t>1 Timothy 6:10</w:t>
+        <w:t>1 Timothy 6:10 (#2)</w:t>
       </w:r>
       <w:r>
         <w:rPr>
@@ -4048,6 +4048,69 @@
           <w:b/>
           <w:lang w:val="en_US" w:bidi="en_US"/>
         </w:rPr>
+        <w:t>What has happened to some who have loved money?</w:t>
+      </w:r>
+    </w:p>
+    <w:p>
+      <w:pPr/>
+      <w:r>
+        <w:rPr>
+          <w:lang w:val="en_US" w:bidi="en_US"/>
+        </w:rPr>
+      </w:r>
+      <w:r>
+        <w:rPr>
+          <w:lang w:val="en_US" w:bidi="en_US"/>
+        </w:rPr>
+        <w:t>Some who have loved money have been led away from the faith.</w:t>
+      </w:r>
+      <w:r>
+        <w:rPr>
+          <w:lang w:val="en_US" w:bidi="en_US"/>
+        </w:rPr>
+      </w:r>
+      <w:r>
+        <w:rPr>
+          <w:lang w:val="en_US" w:bidi="en_US"/>
+        </w:rPr>
+      </w:r>
+    </w:p>
+    <w:p>
+      <w:pPr/>
+      <w:r>
+        <w:rPr>
+          <w:lang w:val="en_US" w:bidi="en_US"/>
+        </w:rPr>
+      </w:r>
+    </w:p>
+    <w:p>
+      <w:pPr>
+        <w:pStyle w:val="Heading2"/>
+      </w:pPr>
+      <w:r>
+        <w:rPr>
+          <w:lang w:val="en_US" w:bidi="en_US"/>
+        </w:rPr>
+        <w:t>1 Timothy 6:10 (#1)</w:t>
+      </w:r>
+      <w:r>
+        <w:rPr>
+          <w:lang w:val="en_US" w:bidi="en_US"/>
+        </w:rPr>
+      </w:r>
+    </w:p>
+    <w:p>
+      <w:pPr/>
+      <w:r>
+        <w:rPr>
+          <w:lang w:val="en_US" w:bidi="en_US"/>
+        </w:rPr>
+      </w:r>
+      <w:r>
+        <w:rPr>
+          <w:b/>
+          <w:lang w:val="en_US" w:bidi="en_US"/>
+        </w:rPr>
         <w:t>What is a root of all kinds of evil?</w:t>
       </w:r>
     </w:p>
@@ -4091,7 +4154,7 @@
         <w:rPr>
           <w:lang w:val="en_US" w:bidi="en_US"/>
         </w:rPr>
-        <w:t>1 Timothy 6:10 (#2)</w:t>
+        <w:t>1 Timothy 6:12 (#1)</w:t>
       </w:r>
       <w:r>
         <w:rPr>
@@ -4111,21 +4174,21 @@
           <w:b/>
           <w:lang w:val="en_US" w:bidi="en_US"/>
         </w:rPr>
-        <w:t>What has happened to some who have loved money?</w:t>
-      </w:r>
-    </w:p>
-    <w:p>
-      <w:pPr/>
-      <w:r>
-        <w:rPr>
-          <w:lang w:val="en_US" w:bidi="en_US"/>
-        </w:rPr>
-      </w:r>
-      <w:r>
-        <w:rPr>
-          <w:lang w:val="en_US" w:bidi="en_US"/>
-        </w:rPr>
-        <w:t>Some who have loved money have been led away from the faith.</w:t>
+        <w:t>What fight does Paul say Timothy must fight?</w:t>
+      </w:r>
+    </w:p>
+    <w:p>
+      <w:pPr/>
+      <w:r>
+        <w:rPr>
+          <w:lang w:val="en_US" w:bidi="en_US"/>
+        </w:rPr>
+      </w:r>
+      <w:r>
+        <w:rPr>
+          <w:lang w:val="en_US" w:bidi="en_US"/>
+        </w:rPr>
+        <w:t>Paul says Timothy must fight the good fight of the faith.</w:t>
       </w:r>
       <w:r>
         <w:rPr>
@@ -4154,7 +4217,7 @@
         <w:rPr>
           <w:lang w:val="en_US" w:bidi="en_US"/>
         </w:rPr>
-        <w:t>1 Timothy 6:12</w:t>
+        <w:t>1 Timothy 6:13–16 (#1)</w:t>
       </w:r>
       <w:r>
         <w:rPr>
@@ -4174,21 +4237,21 @@
           <w:b/>
           <w:lang w:val="en_US" w:bidi="en_US"/>
         </w:rPr>
-        <w:t>What fight does Paul say Timothy must fight?</w:t>
-      </w:r>
-    </w:p>
-    <w:p>
-      <w:pPr/>
-      <w:r>
-        <w:rPr>
-          <w:lang w:val="en_US" w:bidi="en_US"/>
-        </w:rPr>
-      </w:r>
-      <w:r>
-        <w:rPr>
-          <w:lang w:val="en_US" w:bidi="en_US"/>
-        </w:rPr>
-        <w:t>Paul says Timothy must fight the good fight of the faith.</w:t>
+        <w:t>Where does God dwell?</w:t>
+      </w:r>
+    </w:p>
+    <w:p>
+      <w:pPr/>
+      <w:r>
+        <w:rPr>
+          <w:lang w:val="en_US" w:bidi="en_US"/>
+        </w:rPr>
+      </w:r>
+      <w:r>
+        <w:rPr>
+          <w:lang w:val="en_US" w:bidi="en_US"/>
+        </w:rPr>
+        <w:t>God dwells in unapproachable light.</w:t>
       </w:r>
       <w:r>
         <w:rPr>
@@ -4217,7 +4280,7 @@
         <w:rPr>
           <w:lang w:val="en_US" w:bidi="en_US"/>
         </w:rPr>
-        <w:t>1 Timothy 6:13–16</w:t>
+        <w:t>1 Timothy 6:17 (#1)</w:t>
       </w:r>
       <w:r>
         <w:rPr>
@@ -4237,21 +4300,21 @@
           <w:b/>
           <w:lang w:val="en_US" w:bidi="en_US"/>
         </w:rPr>
-        <w:t>Where does God dwell?</w:t>
-      </w:r>
-    </w:p>
-    <w:p>
-      <w:pPr/>
-      <w:r>
-        <w:rPr>
-          <w:lang w:val="en_US" w:bidi="en_US"/>
-        </w:rPr>
-      </w:r>
-      <w:r>
-        <w:rPr>
-          <w:lang w:val="en_US" w:bidi="en_US"/>
-        </w:rPr>
-        <w:t>God dwells in unapproachable light.</w:t>
+        <w:t>Why should the rich hope in God and not in uncertain riches?</w:t>
+      </w:r>
+    </w:p>
+    <w:p>
+      <w:pPr/>
+      <w:r>
+        <w:rPr>
+          <w:lang w:val="en_US" w:bidi="en_US"/>
+        </w:rPr>
+      </w:r>
+      <w:r>
+        <w:rPr>
+          <w:lang w:val="en_US" w:bidi="en_US"/>
+        </w:rPr>
+        <w:t>The rich should hope in God because he provides us with everything that we enjoy.</w:t>
       </w:r>
       <w:r>
         <w:rPr>
@@ -4280,7 +4343,7 @@
         <w:rPr>
           <w:lang w:val="en_US" w:bidi="en_US"/>
         </w:rPr>
-        <w:t>1 Timothy 6:17</w:t>
+        <w:t>1 Timothy 6:18–19 (#1)</w:t>
       </w:r>
       <w:r>
         <w:rPr>
@@ -4300,21 +4363,21 @@
           <w:b/>
           <w:lang w:val="en_US" w:bidi="en_US"/>
         </w:rPr>
-        <w:t>Why should the rich hope in God and not in uncertain riches?</w:t>
-      </w:r>
-    </w:p>
-    <w:p>
-      <w:pPr/>
-      <w:r>
-        <w:rPr>
-          <w:lang w:val="en_US" w:bidi="en_US"/>
-        </w:rPr>
-      </w:r>
-      <w:r>
-        <w:rPr>
-          <w:lang w:val="en_US" w:bidi="en_US"/>
-        </w:rPr>
-        <w:t>The rich should hope in God because he provides us with everything that we enjoy.</w:t>
+        <w:t>Those who are rich in good works do what for themselves?</w:t>
+      </w:r>
+    </w:p>
+    <w:p>
+      <w:pPr/>
+      <w:r>
+        <w:rPr>
+          <w:lang w:val="en_US" w:bidi="en_US"/>
+        </w:rPr>
+      </w:r>
+      <w:r>
+        <w:rPr>
+          <w:lang w:val="en_US" w:bidi="en_US"/>
+        </w:rPr>
+        <w:t>Those who are rich in good works store up for themselves a good foundation and grasp genuine life.</w:t>
       </w:r>
       <w:r>
         <w:rPr>
@@ -4343,70 +4406,7 @@
         <w:rPr>
           <w:lang w:val="en_US" w:bidi="en_US"/>
         </w:rPr>
-        <w:t>1 Timothy 6:18–19</w:t>
-      </w:r>
-      <w:r>
-        <w:rPr>
-          <w:lang w:val="en_US" w:bidi="en_US"/>
-        </w:rPr>
-      </w:r>
-    </w:p>
-    <w:p>
-      <w:pPr/>
-      <w:r>
-        <w:rPr>
-          <w:lang w:val="en_US" w:bidi="en_US"/>
-        </w:rPr>
-      </w:r>
-      <w:r>
-        <w:rPr>
-          <w:b/>
-          <w:lang w:val="en_US" w:bidi="en_US"/>
-        </w:rPr>
-        <w:t>Those who are rich in good works do what for themselves?</w:t>
-      </w:r>
-    </w:p>
-    <w:p>
-      <w:pPr/>
-      <w:r>
-        <w:rPr>
-          <w:lang w:val="en_US" w:bidi="en_US"/>
-        </w:rPr>
-      </w:r>
-      <w:r>
-        <w:rPr>
-          <w:lang w:val="en_US" w:bidi="en_US"/>
-        </w:rPr>
-        <w:t>Those who are rich in good works store up for themselves a good foundation and grasp genuine life.</w:t>
-      </w:r>
-      <w:r>
-        <w:rPr>
-          <w:lang w:val="en_US" w:bidi="en_US"/>
-        </w:rPr>
-      </w:r>
-      <w:r>
-        <w:rPr>
-          <w:lang w:val="en_US" w:bidi="en_US"/>
-        </w:rPr>
-      </w:r>
-    </w:p>
-    <w:p>
-      <w:pPr/>
-      <w:r>
-        <w:rPr>
-          <w:lang w:val="en_US" w:bidi="en_US"/>
-        </w:rPr>
-      </w:r>
-    </w:p>
-    <w:p>
-      <w:pPr>
-        <w:pStyle w:val="Heading2"/>
-      </w:pPr>
-      <w:r>
-        <w:rPr>
-          <w:lang w:val="en_US" w:bidi="en_US"/>
-        </w:rPr>
-        <w:t>1 Timothy 6:20</w:t>
+        <w:t>1 Timothy 6:20 (#1)</w:t>
       </w:r>
       <w:r>
         <w:rPr>
